--- a/Honey Thet Htar Zin.docx
+++ b/Honey Thet Htar Zin.docx
@@ -10899,8 +10899,11 @@
       </w:r>
       <w:bookmarkEnd w:id="24"/>
     </w:p>
-    <w:p/>
-    <w:p/>
+    <w:p>
+      <w:r>
+        <w:t>https://github.com/Honey13-cyber/Data-Structure.git</w:t>
+      </w:r>
+    </w:p>
     <w:p>
       <w:pPr>
         <w:pStyle w:val="Heading2"/>
@@ -14552,8 +14555,10 @@
   <w:rsids>
     <w:rsidRoot w:val="00AC2F90"/>
     <w:rsid w:val="00776B98"/>
+    <w:rsid w:val="00931A8B"/>
     <w:rsid w:val="00AC2F90"/>
     <w:rsid w:val="00DC196C"/>
+    <w:rsid w:val="00E13276"/>
     <w:rsid w:val="00FE7336"/>
   </w:rsids>
   <m:mathPr>
